--- a/ゲーム科1年/01_後期/ゲームプログラミングⅢ/ゲーム数学/テスト/ゲーム数学テスト_答え.docx
+++ b/ゲーム科1年/01_後期/ゲームプログラミングⅢ/ゲーム数学/テスト/ゲーム数学テスト_答え.docx
@@ -6826,7 +6826,7 @@
                 <w:sz w:val="28"/>
                 <w:szCs w:val="28"/>
               </w:rPr>
-              <m:t>A,   (-2, -8)</m:t>
+              <m:t>A,   (-2, 8)</m:t>
             </m:r>
           </m:e>
         </m:bar>
@@ -7822,23 +7822,7 @@
                 <w:sz w:val="28"/>
                 <w:szCs w:val="28"/>
               </w:rPr>
-              <m:t xml:space="preserve">(250, </m:t>
-            </m:r>
-            <m:r>
-              <w:rPr>
-                <w:rFonts w:ascii="Cambria Math" w:hAnsi="Cambria Math"/>
-                <w:sz w:val="28"/>
-                <w:szCs w:val="28"/>
-              </w:rPr>
-              <m:t>-</m:t>
-            </m:r>
-            <m:r>
-              <w:rPr>
-                <w:rFonts w:ascii="Cambria Math" w:hAnsi="Cambria Math"/>
-                <w:sz w:val="28"/>
-                <w:szCs w:val="28"/>
-              </w:rPr>
-              <m:t>400)</m:t>
+              <m:t>(250, -400)</m:t>
             </m:r>
             <m:r>
               <m:rPr>
